--- a/templates/03_-_Business_Process_Requirement_-_FA.docx
+++ b/templates/03_-_Business_Process_Requirement_-_FA.docx
@@ -507,7 +507,7 @@
                 <w:sz w:val="22"/>
                 <w:szCs w:val="22"/>
               </w:rPr>
-              <w:t>{{DATE}}</w:t>
+              <w:t>{{SESSION_DATE}}</w:t>
             </w:r>
           </w:p>
         </w:tc>
@@ -532,7 +532,7 @@
                 <w:sz w:val="22"/>
                 <w:szCs w:val="22"/>
               </w:rPr>
-              <w:t>{{CONSULTANT_NAME}}</w:t>
+              <w:t>{{WORKSHOP_OWNER}}</w:t>
             </w:r>
           </w:p>
         </w:tc>
@@ -2095,7 +2095,6 @@
       <w:r>
         <w:rPr>
           <w:rFonts w:ascii="Calibri" w:hAnsi="Calibri" w:cs="Calibri"/>
-          <w:highlight w:val="yellow"/>
         </w:rPr>
         <w:t>{{CLIENT_NAME}}</w:t>
       </w:r>

--- a/templates/03_-_Business_Process_Requirement_-_FA.docx
+++ b/templates/03_-_Business_Process_Requirement_-_FA.docx
@@ -154,7 +154,7 @@
                 <v:stroke joinstyle="miter"/>
                 <v:path gradientshapeok="t" o:connecttype="rect"/>
               </v:shapetype>
-              <v:shape id="Text Box 2" o:spid="_x0000_s1026" type="#_x0000_t202" style="position:absolute;margin-left:4.5pt;margin-top:113.25pt;width:435.75pt;height:154.95pt;z-index:251660288;visibility:visible;mso-wrap-style:square;mso-width-percent:0;mso-height-percent:0;mso-wrap-distance-left:9pt;mso-wrap-distance-top:0;mso-wrap-distance-right:9pt;mso-wrap-distance-bottom:0;mso-position-horizontal:absolute;mso-position-horizontal-relative:text;mso-position-vertical:absolute;mso-position-vertical-relative:text;mso-width-percent:0;mso-height-percent:0;mso-width-relative:margin;mso-height-relative:margin;v-text-anchor:middle" o:gfxdata="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" stroked="f">
+              <v:shape id="Text Box 2" o:spid="_x0000_s1026" type="#_x0000_t202" style="position:absolute;margin-left:4.5pt;margin-top:113.25pt;width:435.75pt;height:154.95pt;z-index:251660288;visibility:visible;mso-wrap-style:square;mso-width-percent:0;mso-height-percent:0;mso-wrap-distance-left:9pt;mso-wrap-distance-top:0;mso-wrap-distance-right:9pt;mso-wrap-distance-bottom:0;mso-position-horizontal:absolute;mso-position-horizontal-relative:text;mso-position-vertical:absolute;mso-position-vertical-relative:text;mso-width-percent:0;mso-height-percent:0;mso-width-relative:margin;mso-height-relative:margin;v-text-anchor:middle" o:gfxdata="UEsDBBQABgAIAAAAIQC2gziS/gAAAOEBAAATAAAAW0NvbnRlbnRfVHlwZXNdLnhtbJSRQU7DMBBF 90jcwfIWJU67QAgl6YK0S0CoHGBkTxKLZGx5TGhvj5O2G0SRWNoz/78nu9wcxkFMGNg6quQqL6RA 0s5Y6ir5vt9lD1JwBDIwOMJKHpHlpr69KfdHjyxSmriSfYz+USnWPY7AufNIadK6MEJMx9ApD/oD OlTrorhX2lFEilmcO2RdNtjC5xDF9pCuTyYBB5bi6bQ4syoJ3g9WQ0ymaiLzg5KdCXlKLjvcW893 SUOqXwnz5DrgnHtJTxOsQfEKIT7DmDSUCaxw7Rqn8787ZsmRM9e2VmPeBN4uqYvTtW7jvijg9N/y JsXecLq0q+WD6m8AAAD//wMAUEsDBBQABgAIAAAAIQA4/SH/1gAAAJQBAAALAAAAX3JlbHMvLnJl bHOkkMFqwzAMhu+DvYPRfXGawxijTi+j0GvpHsDYimMaW0Yy2fr2M4PBMnrbUb/Q94l/f/hMi1qR JVI2sOt6UJgd+ZiDgffL8ekFlFSbvV0oo4EbChzGx4f9GRdb25HMsYhqlCwG5lrLq9biZkxWOiqY 22YiTra2kYMu1l1tQD30/bPm3wwYN0x18gb45AdQl1tp5j/sFB2T0FQ7R0nTNEV3j6o9feQzro1i OWA14Fm+Q8a1a8+Bvu/d/dMb2JY5uiPbhG/ktn4cqGU/er3pcvwCAAD//wMAUEsDBBQABgAIAAAA IQBFxyfIAwIAAOoDAAAOAAAAZHJzL2Uyb0RvYy54bWysU8tu2zAQvBfoPxC817Jd20kEy0HqwEWB 9AGk+QCKoiSiFJdd0pbcr++Schy3uRXVgdByydmd2eH6dugMOyj0GmzBZ5MpZ8pKqLRtCv70fffu mjMfhK2EAasKflSe327evln3LldzaMFUChmBWJ/3ruBtCC7PMi9b1Qk/AacsJWvATgQKsckqFD2h dyabT6errAesHIJU3tPu/Zjkm4Rf10qGr3XtVWCm4NRbSCumtYxrtlmLvEHhWi1PbYh/6KIT2lLR M9S9CILtUb+C6rRE8FCHiYQug7rWUiUOxGY2/YvNYyucSlxIHO/OMvn/Byu/HB7dN2Rh+AADDTCR 8O4B5A/PLGxbYRt1hwh9q0RFhWdRsqx3Pj9djVL73EeQsv8MFQ1Z7AMkoKHGLqpCPBmh0wCOZ9HV EJikzeXy/WI6X3ImKTe7WV1dr5aphsifrzv04aOCjsWfgiNNNcGLw4MPsR2RPx+J1TwYXe20MSnA ptwaZAdBDtilb7xrXCvG3eQCwvDj0YT3B4axEclCxBzLxZ0kQuQ9KhCGcqBkFKOE6khyIIx2o+dB Py3gL856slrB/c+9QMWZ+WRJ0pvZYhG9mYLF8mpOAV5mysuMsJKgCi4DcjYG2zA6eu9QNy3VGsdo 4Y4GUesk0Utfp87JUInpyfzRsZdxOvXyRDe/AQAA//8DAFBLAwQUAAYACAAAACEAZqYPnd4AAAAJ AQAADwAAAGRycy9kb3ducmV2LnhtbEyPzU7DMBCE70i8g7VI3KhNoFEI2VQI8aMeaeHuxksSsNch dpvQp8ec4DarWc18U61mZ8WBxtB7RrhcKBDEjTc9twiv28eLAkSImo22ngnhmwKs6tOTSpfGT/xC h01sRQrhUGqELsahlDI0HTkdFn4gTt67H52O6RxbaUY9pXBnZaZULp3uOTV0eqD7jprPzd4hTE/H 9cPaPqtxS83bhzrqdvZfiOdn890tiEhz/HuGX/yEDnVi2vk9myAswk1aEhGyLF+CSH5RqCR2CMur /BpkXcn/C+ofAAAA//8DAFBLAQItABQABgAIAAAAIQC2gziS/gAAAOEBAAATAAAAAAAAAAAAAAAA AAAAAABbQ29udGVudF9UeXBlc10ueG1sUEsBAi0AFAAGAAgAAAAhADj9If/WAAAAlAEAAAsAAAAA AAAAAAAAAAAALwEAAF9yZWxzLy5yZWxzUEsBAi0AFAAGAAgAAAAhAEXHJ8gDAgAA6gMAAA4AAAAA AAAAAAAAAAAALgIAAGRycy9lMm9Eb2MueG1sUEsBAi0AFAAGAAgAAAAhAGamD53eAAAACQEAAA8A AAAAAAAAAAAAAAAAXQQAAGRycy9kb3ducmV2LnhtbFBLBQYAAAAABAAEAPMAAABoBQAAAAA= " stroked="f">
                 <v:fill opacity="0"/>
                 <v:textbox>
                   <w:txbxContent>
@@ -222,15 +222,6 @@
             </w:pict>
           </mc:Fallback>
         </mc:AlternateContent>
-      </w:r>
-      <w:r>
-        <w:rPr>
-          <w:rFonts w:asciiTheme="minorHAnsi" w:hAnsiTheme="minorHAnsi" w:cstheme="minorHAnsi"/>
-          <w:noProof/>
-          <w:sz w:val="24"/>
-          <w:szCs w:val="24"/>
-          <w:lang w:val="en-US" w:eastAsia="en-US"/>
-        </w:rPr>
         <w:drawing>
           <wp:inline distT="0" distB="0" distL="0" distR="0" wp14:anchorId="62AC2A29" wp14:editId="01DA5831">
             <wp:extent cx="5700809" cy="6877878"/>
@@ -1328,55 +1319,7 @@
           <w:sz w:val="22"/>
           <w:szCs w:val="22"/>
         </w:rPr>
-        <w:t xml:space="preserve">This document: (1) contains confidential and proprietary information; (2) is protected by copyright and other intellectual property laws; and (3) is intended solely for Yardi Systems, Inc. licensees </w:t>
-      </w:r>
-      <w:r>
-        <w:rPr>
-          <w:rFonts w:asciiTheme="minorHAnsi" w:hAnsiTheme="minorHAnsi"/>
-          <w:sz w:val="22"/>
-          <w:szCs w:val="22"/>
-        </w:rPr>
-        <w:t>about</w:t>
-      </w:r>
-      <w:r>
-        <w:rPr>
-          <w:rFonts w:asciiTheme="minorHAnsi" w:hAnsiTheme="minorHAnsi"/>
-          <w:sz w:val="22"/>
-          <w:szCs w:val="22"/>
-        </w:rPr>
-        <w:t xml:space="preserve"> their use of Ya</w:t>
-      </w:r>
-      <w:r>
-        <w:rPr>
-          <w:rFonts w:asciiTheme="minorHAnsi" w:hAnsiTheme="minorHAnsi"/>
-          <w:sz w:val="22"/>
-          <w:szCs w:val="22"/>
-        </w:rPr>
-        <w:t xml:space="preserve">rdi </w:t>
-      </w:r>
-      <w:r>
-        <w:rPr>
-          <w:rFonts w:asciiTheme="minorHAnsi" w:hAnsiTheme="minorHAnsi"/>
-          <w:sz w:val="22"/>
-          <w:szCs w:val="22"/>
-        </w:rPr>
-        <w:t>software.</w:t>
-      </w:r>
-      <w:r>
-        <w:rPr>
-          <w:rFonts w:asciiTheme="minorHAnsi" w:hAnsiTheme="minorHAnsi"/>
-          <w:sz w:val="22"/>
-          <w:szCs w:val="22"/>
-        </w:rPr>
-        <w:t xml:space="preserve"> Use</w:t>
-      </w:r>
-      <w:r>
-        <w:rPr>
-          <w:rFonts w:asciiTheme="minorHAnsi" w:hAnsiTheme="minorHAnsi"/>
-          <w:sz w:val="22"/>
-          <w:szCs w:val="22"/>
-        </w:rPr>
-        <w:t xml:space="preserve"> of this document is subject to the terms and conditions of a Yardi Systems, Inc. software license agreement including, but not limited to, restrictions on its use and disclosure.</w:t>
+        <w:t>This document: (1) contains confidential and proprietary information; (2) is protected by copyright and other intellectual property laws; and (3) is intended solely for Yardi Systems, Inc. licensees about their use of Yardi software. Use of this document is subject to the terms and conditions of a Yardi Systems, Inc. software license agreement including, but not limited to, restrictions on its use and disclosure.</w:t>
       </w:r>
     </w:p>
     <w:p>
@@ -1528,40 +1471,10 @@
                 <w:webHidden/>
               </w:rPr>
               <w:tab/>
-            </w:r>
-            <w:r>
-              <w:rPr>
-                <w:webHidden/>
-              </w:rPr>
               <w:fldChar w:fldCharType="begin"/>
-            </w:r>
-            <w:r>
-              <w:rPr>
-                <w:webHidden/>
-              </w:rPr>
               <w:instrText xml:space="preserve"> PAGEREF _Toc160018219 \h </w:instrText>
-            </w:r>
-            <w:r>
-              <w:rPr>
-                <w:webHidden/>
-              </w:rPr>
-            </w:r>
-            <w:r>
-              <w:rPr>
-                <w:webHidden/>
-              </w:rPr>
               <w:fldChar w:fldCharType="separate"/>
-            </w:r>
-            <w:r>
-              <w:rPr>
-                <w:webHidden/>
-              </w:rPr>
               <w:t>2</w:t>
-            </w:r>
-            <w:r>
-              <w:rPr>
-                <w:webHidden/>
-              </w:rPr>
               <w:fldChar w:fldCharType="end"/>
             </w:r>
           </w:hyperlink>
@@ -1591,40 +1504,10 @@
                 <w:webHidden/>
               </w:rPr>
               <w:tab/>
-            </w:r>
-            <w:r>
-              <w:rPr>
-                <w:webHidden/>
-              </w:rPr>
               <w:fldChar w:fldCharType="begin"/>
-            </w:r>
-            <w:r>
-              <w:rPr>
-                <w:webHidden/>
-              </w:rPr>
               <w:instrText xml:space="preserve"> PAGEREF _Toc160018220 \h </w:instrText>
-            </w:r>
-            <w:r>
-              <w:rPr>
-                <w:webHidden/>
-              </w:rPr>
-            </w:r>
-            <w:r>
-              <w:rPr>
-                <w:webHidden/>
-              </w:rPr>
               <w:fldChar w:fldCharType="separate"/>
-            </w:r>
-            <w:r>
-              <w:rPr>
-                <w:webHidden/>
-              </w:rPr>
               <w:t>2</w:t>
-            </w:r>
-            <w:r>
-              <w:rPr>
-                <w:webHidden/>
-              </w:rPr>
               <w:fldChar w:fldCharType="end"/>
             </w:r>
           </w:hyperlink>
@@ -1653,40 +1536,10 @@
                 <w:webHidden/>
               </w:rPr>
               <w:tab/>
-            </w:r>
-            <w:r>
-              <w:rPr>
-                <w:webHidden/>
-              </w:rPr>
               <w:fldChar w:fldCharType="begin"/>
-            </w:r>
-            <w:r>
-              <w:rPr>
-                <w:webHidden/>
-              </w:rPr>
               <w:instrText xml:space="preserve"> PAGEREF _Toc160018221 \h </w:instrText>
-            </w:r>
-            <w:r>
-              <w:rPr>
-                <w:webHidden/>
-              </w:rPr>
-            </w:r>
-            <w:r>
-              <w:rPr>
-                <w:webHidden/>
-              </w:rPr>
               <w:fldChar w:fldCharType="separate"/>
-            </w:r>
-            <w:r>
-              <w:rPr>
-                <w:webHidden/>
-              </w:rPr>
               <w:t>2</w:t>
-            </w:r>
-            <w:r>
-              <w:rPr>
-                <w:webHidden/>
-              </w:rPr>
               <w:fldChar w:fldCharType="end"/>
             </w:r>
           </w:hyperlink>
@@ -1715,40 +1568,10 @@
                 <w:webHidden/>
               </w:rPr>
               <w:tab/>
-            </w:r>
-            <w:r>
-              <w:rPr>
-                <w:webHidden/>
-              </w:rPr>
               <w:fldChar w:fldCharType="begin"/>
-            </w:r>
-            <w:r>
-              <w:rPr>
-                <w:webHidden/>
-              </w:rPr>
               <w:instrText xml:space="preserve"> PAGEREF _Toc160018222 \h </w:instrText>
-            </w:r>
-            <w:r>
-              <w:rPr>
-                <w:webHidden/>
-              </w:rPr>
-            </w:r>
-            <w:r>
-              <w:rPr>
-                <w:webHidden/>
-              </w:rPr>
               <w:fldChar w:fldCharType="separate"/>
-            </w:r>
-            <w:r>
-              <w:rPr>
-                <w:webHidden/>
-              </w:rPr>
               <w:t>3</w:t>
-            </w:r>
-            <w:r>
-              <w:rPr>
-                <w:webHidden/>
-              </w:rPr>
               <w:fldChar w:fldCharType="end"/>
             </w:r>
           </w:hyperlink>
@@ -1777,40 +1600,10 @@
                 <w:webHidden/>
               </w:rPr>
               <w:tab/>
-            </w:r>
-            <w:r>
-              <w:rPr>
-                <w:webHidden/>
-              </w:rPr>
               <w:fldChar w:fldCharType="begin"/>
-            </w:r>
-            <w:r>
-              <w:rPr>
-                <w:webHidden/>
-              </w:rPr>
               <w:instrText xml:space="preserve"> PAGEREF _Toc160018223 \h </w:instrText>
-            </w:r>
-            <w:r>
-              <w:rPr>
-                <w:webHidden/>
-              </w:rPr>
-            </w:r>
-            <w:r>
-              <w:rPr>
-                <w:webHidden/>
-              </w:rPr>
               <w:fldChar w:fldCharType="separate"/>
-            </w:r>
-            <w:r>
-              <w:rPr>
-                <w:webHidden/>
-              </w:rPr>
               <w:t>4</w:t>
-            </w:r>
-            <w:r>
-              <w:rPr>
-                <w:webHidden/>
-              </w:rPr>
               <w:fldChar w:fldCharType="end"/>
             </w:r>
           </w:hyperlink>
@@ -1839,40 +1632,10 @@
                 <w:webHidden/>
               </w:rPr>
               <w:tab/>
-            </w:r>
-            <w:r>
-              <w:rPr>
-                <w:webHidden/>
-              </w:rPr>
               <w:fldChar w:fldCharType="begin"/>
-            </w:r>
-            <w:r>
-              <w:rPr>
-                <w:webHidden/>
-              </w:rPr>
               <w:instrText xml:space="preserve"> PAGEREF _Toc160018224 \h </w:instrText>
-            </w:r>
-            <w:r>
-              <w:rPr>
-                <w:webHidden/>
-              </w:rPr>
-            </w:r>
-            <w:r>
-              <w:rPr>
-                <w:webHidden/>
-              </w:rPr>
               <w:fldChar w:fldCharType="separate"/>
-            </w:r>
-            <w:r>
-              <w:rPr>
-                <w:webHidden/>
-              </w:rPr>
               <w:t>5</w:t>
-            </w:r>
-            <w:r>
-              <w:rPr>
-                <w:webHidden/>
-              </w:rPr>
               <w:fldChar w:fldCharType="end"/>
             </w:r>
           </w:hyperlink>
@@ -1901,40 +1664,10 @@
                 <w:webHidden/>
               </w:rPr>
               <w:tab/>
-            </w:r>
-            <w:r>
-              <w:rPr>
-                <w:webHidden/>
-              </w:rPr>
               <w:fldChar w:fldCharType="begin"/>
-            </w:r>
-            <w:r>
-              <w:rPr>
-                <w:webHidden/>
-              </w:rPr>
               <w:instrText xml:space="preserve"> PAGEREF _Toc160018225 \h </w:instrText>
-            </w:r>
-            <w:r>
-              <w:rPr>
-                <w:webHidden/>
-              </w:rPr>
-            </w:r>
-            <w:r>
-              <w:rPr>
-                <w:webHidden/>
-              </w:rPr>
               <w:fldChar w:fldCharType="separate"/>
-            </w:r>
-            <w:r>
-              <w:rPr>
-                <w:webHidden/>
-              </w:rPr>
               <w:t>5</w:t>
-            </w:r>
-            <w:r>
-              <w:rPr>
-                <w:webHidden/>
-              </w:rPr>
               <w:fldChar w:fldCharType="end"/>
             </w:r>
           </w:hyperlink>
@@ -1963,40 +1696,10 @@
                 <w:webHidden/>
               </w:rPr>
               <w:tab/>
-            </w:r>
-            <w:r>
-              <w:rPr>
-                <w:webHidden/>
-              </w:rPr>
               <w:fldChar w:fldCharType="begin"/>
-            </w:r>
-            <w:r>
-              <w:rPr>
-                <w:webHidden/>
-              </w:rPr>
               <w:instrText xml:space="preserve"> PAGEREF _Toc160018226 \h </w:instrText>
-            </w:r>
-            <w:r>
-              <w:rPr>
-                <w:webHidden/>
-              </w:rPr>
-            </w:r>
-            <w:r>
-              <w:rPr>
-                <w:webHidden/>
-              </w:rPr>
               <w:fldChar w:fldCharType="separate"/>
-            </w:r>
-            <w:r>
-              <w:rPr>
-                <w:webHidden/>
-              </w:rPr>
               <w:t>9</w:t>
-            </w:r>
-            <w:r>
-              <w:rPr>
-                <w:webHidden/>
-              </w:rPr>
               <w:fldChar w:fldCharType="end"/>
             </w:r>
           </w:hyperlink>
@@ -2084,55 +1787,7 @@
         <w:rPr>
           <w:rFonts w:ascii="Calibri" w:hAnsi="Calibri" w:cs="Calibri"/>
         </w:rPr>
-        <w:t xml:space="preserve">The purpose of this document is to provide insight to </w:t>
-      </w:r>
-      <w:r>
-        <w:rPr>
-          <w:rFonts w:ascii="Calibri" w:hAnsi="Calibri" w:cs="Calibri"/>
-        </w:rPr>
-        <w:t xml:space="preserve">the </w:t>
-      </w:r>
-      <w:r>
-        <w:rPr>
-          <w:rFonts w:ascii="Calibri" w:hAnsi="Calibri" w:cs="Calibri"/>
-        </w:rPr>
-        <w:t>{{CLIENT_NAME}}</w:t>
-      </w:r>
-      <w:r>
-        <w:rPr>
-          <w:rFonts w:ascii="Calibri" w:hAnsi="Calibri" w:cs="Calibri"/>
-        </w:rPr>
-        <w:t xml:space="preserve"> Business</w:t>
-      </w:r>
-      <w:r>
-        <w:rPr>
-          <w:rFonts w:ascii="Calibri" w:hAnsi="Calibri" w:cs="Calibri"/>
-        </w:rPr>
-        <w:t xml:space="preserve"> Processes and System requirements</w:t>
-      </w:r>
-      <w:r>
-        <w:rPr>
-          <w:rFonts w:ascii="Calibri" w:hAnsi="Calibri" w:cs="Calibri"/>
-        </w:rPr>
-        <w:t xml:space="preserve"> for </w:t>
-      </w:r>
-      <w:r>
-        <w:rPr>
-          <w:rFonts w:ascii="Calibri" w:hAnsi="Calibri" w:cs="Calibri"/>
-        </w:rPr>
-        <w:t>Fixed Assets</w:t>
-      </w:r>
-      <w:r>
-        <w:rPr>
-          <w:rFonts w:ascii="Calibri" w:hAnsi="Calibri" w:cs="Calibri"/>
-        </w:rPr>
-        <w:t xml:space="preserve">. Yardi </w:t>
-      </w:r>
-      <w:r>
-        <w:rPr>
-          <w:rFonts w:ascii="Calibri" w:hAnsi="Calibri" w:cs="Calibri"/>
-        </w:rPr>
-        <w:t xml:space="preserve">will use these responses to prepare a list of further interview questions and discussion sessions.  </w:t>
+        <w:t xml:space="preserve">The purpose of this document is to provide insight to the {{CLIENT_NAME}} Business Processes and System requirements for Fixed Assets. Yardi will use these responses to prepare a list of further interview questions and discussion sessions.  </w:t>
       </w:r>
     </w:p>
     <w:p>
@@ -2258,16 +1913,7 @@
                 <w:sz w:val="22"/>
                 <w:szCs w:val="22"/>
               </w:rPr>
-              <w:t>Requirement</w:t>
-            </w:r>
-            <w:r>
-              <w:rPr>
-                <w:rFonts w:ascii="Calibri" w:hAnsi="Calibri" w:cs="Calibri"/>
-                <w:b/>
-                <w:sz w:val="22"/>
-                <w:szCs w:val="22"/>
-              </w:rPr>
-              <w:t>/Response</w:t>
+              <w:t>Requirement/Response</w:t>
             </w:r>
           </w:p>
         </w:tc>
@@ -2343,15 +1989,7 @@
                 <w:sz w:val="22"/>
                 <w:szCs w:val="22"/>
               </w:rPr>
-              <w:t xml:space="preserve">Estate property: </w:t>
-            </w:r>
-            <w:r>
-              <w:rPr>
-                <w:rFonts w:asciiTheme="minorHAnsi" w:hAnsiTheme="minorHAnsi" w:cstheme="minorBidi"/>
-                <w:sz w:val="22"/>
-                <w:szCs w:val="22"/>
-              </w:rPr>
-              <w:t xml:space="preserve">~10 Assets </w:t>
+              <w:t xml:space="preserve">Estate property: ~10 Assets </w:t>
             </w:r>
           </w:p>
         </w:tc>
@@ -2707,14 +2345,7 @@
                 <w:rFonts w:asciiTheme="minorHAnsi" w:hAnsiTheme="minorHAnsi" w:cstheme="minorHAnsi"/>
                 <w:sz w:val="22"/>
               </w:rPr>
-              <w:t>Convention: Daily</w:t>
-            </w:r>
-            <w:r>
-              <w:rPr>
-                <w:rFonts w:asciiTheme="minorHAnsi" w:hAnsiTheme="minorHAnsi" w:cstheme="minorHAnsi"/>
-                <w:sz w:val="22"/>
-              </w:rPr>
-              <w:t xml:space="preserve"> Calculation </w:t>
+              <w:t xml:space="preserve">Convention: Daily Calculation </w:t>
             </w:r>
           </w:p>
           <w:p>
@@ -2786,27 +2417,7 @@
                 <w:sz w:val="22"/>
                 <w:lang w:val="en-US" w:eastAsia="en-US"/>
               </w:rPr>
-              <w:t xml:space="preserve">How Asset </w:t>
-            </w:r>
-            <w:proofErr w:type="gramStart"/>
-            <w:r>
-              <w:rPr>
-                <w:rFonts w:asciiTheme="minorHAnsi" w:hAnsiTheme="minorHAnsi" w:cstheme="minorHAnsi"/>
-                <w:color w:val="000000"/>
-                <w:sz w:val="22"/>
-                <w:lang w:val="en-US" w:eastAsia="en-US"/>
-              </w:rPr>
-              <w:t>are</w:t>
-            </w:r>
-            <w:proofErr w:type="gramEnd"/>
-            <w:r>
-              <w:rPr>
-                <w:rFonts w:asciiTheme="minorHAnsi" w:hAnsiTheme="minorHAnsi" w:cstheme="minorHAnsi"/>
-                <w:color w:val="000000"/>
-                <w:sz w:val="22"/>
-                <w:lang w:val="en-US" w:eastAsia="en-US"/>
-              </w:rPr>
-              <w:t xml:space="preserve"> created including who will create them</w:t>
+              <w:t>How Asset are created including who will create them</w:t>
             </w:r>
           </w:p>
         </w:tc>
@@ -2984,43 +2595,7 @@
                 <w:sz w:val="22"/>
                 <w:szCs w:val="22"/>
               </w:rPr>
-              <w:t xml:space="preserve">Finance will create Asset by capitalizing the Payable transactions. Finance will enter Asset type, provide Asset information (like Dates, Asset manuals. Asset warranty information, Asset Life </w:t>
-            </w:r>
-            <w:proofErr w:type="gramStart"/>
-            <w:r>
-              <w:rPr>
-                <w:rFonts w:asciiTheme="minorHAnsi" w:hAnsiTheme="minorHAnsi" w:cstheme="minorBidi"/>
-                <w:sz w:val="22"/>
-                <w:szCs w:val="22"/>
-              </w:rPr>
-              <w:t>etc. )</w:t>
-            </w:r>
-            <w:proofErr w:type="gramEnd"/>
-            <w:r>
-              <w:rPr>
-                <w:rFonts w:asciiTheme="minorHAnsi" w:hAnsiTheme="minorHAnsi" w:cstheme="minorBidi"/>
-                <w:sz w:val="22"/>
-                <w:szCs w:val="22"/>
-              </w:rPr>
-              <w:t xml:space="preserve">.and validate </w:t>
-            </w:r>
-            <w:proofErr w:type="gramStart"/>
-            <w:r>
-              <w:rPr>
-                <w:rFonts w:asciiTheme="minorHAnsi" w:hAnsiTheme="minorHAnsi" w:cstheme="minorBidi"/>
-                <w:sz w:val="22"/>
-                <w:szCs w:val="22"/>
-              </w:rPr>
-              <w:t>Accounting</w:t>
-            </w:r>
-            <w:proofErr w:type="gramEnd"/>
-            <w:r>
-              <w:rPr>
-                <w:rFonts w:asciiTheme="minorHAnsi" w:hAnsiTheme="minorHAnsi" w:cstheme="minorBidi"/>
-                <w:sz w:val="22"/>
-                <w:szCs w:val="22"/>
-              </w:rPr>
-              <w:t xml:space="preserve"> information (Asset type/Asset depreciation etc.) and update Asset status to Approved</w:t>
+              <w:t>Finance will create Asset by capitalizing the Payable transactions. Finance will enter Asset type, provide Asset information (like Dates, Asset manuals. Asset warranty information, Asset Life etc. ).and validate Accounting information (Asset type/Asset depreciation etc.) and update Asset status to Approved</w:t>
             </w:r>
           </w:p>
           <w:p>
@@ -3109,25 +2684,7 @@
                 <w:sz w:val="22"/>
                 <w:szCs w:val="22"/>
               </w:rPr>
-              <w:t xml:space="preserve">FM creates Asset in the system, FM will select Asset type, provide Asset information (like Dates, Asset manuals. Asset warranty information, Asset Life </w:t>
-            </w:r>
-            <w:proofErr w:type="gramStart"/>
-            <w:r>
-              <w:rPr>
-                <w:rFonts w:asciiTheme="minorHAnsi" w:hAnsiTheme="minorHAnsi" w:cstheme="minorBidi"/>
-                <w:sz w:val="22"/>
-                <w:szCs w:val="22"/>
-              </w:rPr>
-              <w:t>etc. )</w:t>
-            </w:r>
-            <w:proofErr w:type="gramEnd"/>
-            <w:r>
-              <w:rPr>
-                <w:rFonts w:asciiTheme="minorHAnsi" w:hAnsiTheme="minorHAnsi" w:cstheme="minorBidi"/>
-                <w:sz w:val="22"/>
-                <w:szCs w:val="22"/>
-              </w:rPr>
-              <w:t>. FM will keep Asset status as Pending.</w:t>
+              <w:t>FM creates Asset in the system, FM will select Asset type, provide Asset information (like Dates, Asset manuals. Asset warranty information, Asset Life etc. ). FM will keep Asset status as Pending.</w:t>
             </w:r>
           </w:p>
           <w:p>
@@ -3148,39 +2705,7 @@
                 <w:rFonts w:asciiTheme="minorHAnsi" w:hAnsiTheme="minorHAnsi" w:cstheme="minorHAnsi"/>
                 <w:sz w:val="22"/>
               </w:rPr>
-              <w:t xml:space="preserve">Finance will review all Assets with status – </w:t>
-            </w:r>
-            <w:proofErr w:type="gramStart"/>
-            <w:r>
-              <w:rPr>
-                <w:rFonts w:asciiTheme="minorHAnsi" w:hAnsiTheme="minorHAnsi" w:cstheme="minorHAnsi"/>
-                <w:sz w:val="22"/>
-              </w:rPr>
-              <w:t>Pending,  validate</w:t>
-            </w:r>
-            <w:proofErr w:type="gramEnd"/>
-            <w:r>
-              <w:rPr>
-                <w:rFonts w:asciiTheme="minorHAnsi" w:hAnsiTheme="minorHAnsi" w:cstheme="minorHAnsi"/>
-                <w:sz w:val="22"/>
-              </w:rPr>
-              <w:t xml:space="preserve"> </w:t>
-            </w:r>
-            <w:proofErr w:type="gramStart"/>
-            <w:r>
-              <w:rPr>
-                <w:rFonts w:asciiTheme="minorHAnsi" w:hAnsiTheme="minorHAnsi" w:cstheme="minorHAnsi"/>
-                <w:sz w:val="22"/>
-              </w:rPr>
-              <w:t>Accounting</w:t>
-            </w:r>
-            <w:proofErr w:type="gramEnd"/>
-            <w:r>
-              <w:rPr>
-                <w:rFonts w:asciiTheme="minorHAnsi" w:hAnsiTheme="minorHAnsi" w:cstheme="minorHAnsi"/>
-                <w:sz w:val="22"/>
-              </w:rPr>
-              <w:t xml:space="preserve"> information (Asset type/Asset depreciation etc.) and update Asset status to Approved</w:t>
+              <w:t>Finance will review all Assets with status – Pending,  validate Accounting information (Asset type/Asset depreciation etc.) and update Asset status to Approved</w:t>
             </w:r>
           </w:p>
           <w:p>
@@ -3292,23 +2817,7 @@
                 <w:rFonts w:asciiTheme="minorHAnsi" w:hAnsiTheme="minorHAnsi" w:cstheme="minorHAnsi"/>
                 <w:sz w:val="22"/>
               </w:rPr>
-              <w:t xml:space="preserve">Finance will review all Assets uploaded, review asset details and </w:t>
-            </w:r>
-            <w:proofErr w:type="gramStart"/>
-            <w:r>
-              <w:rPr>
-                <w:rFonts w:asciiTheme="minorHAnsi" w:hAnsiTheme="minorHAnsi" w:cstheme="minorHAnsi"/>
-                <w:sz w:val="22"/>
-              </w:rPr>
-              <w:t>Financial</w:t>
-            </w:r>
-            <w:proofErr w:type="gramEnd"/>
-            <w:r>
-              <w:rPr>
-                <w:rFonts w:asciiTheme="minorHAnsi" w:hAnsiTheme="minorHAnsi" w:cstheme="minorHAnsi"/>
-                <w:sz w:val="22"/>
-              </w:rPr>
-              <w:t xml:space="preserve"> information and update status to Approved</w:t>
+              <w:t>Finance will review all Assets uploaded, review asset details and Financial information and update status to Approved</w:t>
             </w:r>
           </w:p>
           <w:p>
@@ -3396,44 +2905,7 @@
                 <w:rFonts w:asciiTheme="minorHAnsi" w:hAnsiTheme="minorHAnsi" w:cstheme="minorHAnsi"/>
                 <w:sz w:val="22"/>
               </w:rPr>
-              <w:t>Done</w:t>
-            </w:r>
-            <w:r>
-              <w:rPr>
-                <w:rFonts w:asciiTheme="minorHAnsi" w:hAnsiTheme="minorHAnsi" w:cstheme="minorHAnsi"/>
-                <w:sz w:val="22"/>
-              </w:rPr>
-              <w:t xml:space="preserve"> by the landlord</w:t>
-            </w:r>
-            <w:r>
-              <w:rPr>
-                <w:rFonts w:asciiTheme="minorHAnsi" w:hAnsiTheme="minorHAnsi" w:cstheme="minorHAnsi"/>
-                <w:sz w:val="22"/>
-              </w:rPr>
-              <w:t xml:space="preserve"> for </w:t>
-            </w:r>
-            <w:r>
-              <w:rPr>
-                <w:rFonts w:asciiTheme="minorHAnsi" w:hAnsiTheme="minorHAnsi" w:cstheme="minorHAnsi"/>
-                <w:sz w:val="22"/>
-              </w:rPr>
-              <w:t xml:space="preserve">revaluation, then it is shared with </w:t>
-            </w:r>
-            <w:proofErr w:type="spellStart"/>
-            <w:r>
-              <w:rPr>
-                <w:rFonts w:asciiTheme="minorHAnsi" w:hAnsiTheme="minorHAnsi" w:cstheme="minorHAnsi"/>
-                <w:sz w:val="22"/>
-              </w:rPr>
-              <w:t>Asseto</w:t>
-            </w:r>
-            <w:proofErr w:type="spellEnd"/>
-            <w:r>
-              <w:rPr>
-                <w:rFonts w:asciiTheme="minorHAnsi" w:hAnsiTheme="minorHAnsi" w:cstheme="minorHAnsi"/>
-                <w:sz w:val="22"/>
-              </w:rPr>
-              <w:t xml:space="preserve"> to modify the asset book value. </w:t>
+              <w:t xml:space="preserve">Done by the landlord for revaluation, then it is shared with Asseto to modify the asset book value. </w:t>
             </w:r>
           </w:p>
           <w:p>
@@ -3542,14 +3014,7 @@
                 <w:rFonts w:asciiTheme="minorHAnsi" w:hAnsiTheme="minorHAnsi" w:cstheme="minorHAnsi"/>
                 <w:sz w:val="22"/>
               </w:rPr>
-              <w:t>Monthly</w:t>
-            </w:r>
-            <w:r>
-              <w:rPr>
-                <w:rFonts w:asciiTheme="minorHAnsi" w:hAnsiTheme="minorHAnsi" w:cstheme="minorHAnsi"/>
-                <w:sz w:val="22"/>
-              </w:rPr>
-              <w:t xml:space="preserve"> Posting</w:t>
+              <w:t>Monthly Posting</w:t>
             </w:r>
           </w:p>
         </w:tc>
@@ -3600,16 +3065,7 @@
                 <w:sz w:val="22"/>
                 <w:lang w:val="en-US" w:eastAsia="en-US"/>
               </w:rPr>
-              <w:t xml:space="preserve">Disposition </w:t>
-            </w:r>
-            <w:r>
-              <w:rPr>
-                <w:rFonts w:asciiTheme="minorHAnsi" w:hAnsiTheme="minorHAnsi" w:cstheme="minorHAnsi"/>
-                <w:color w:val="000000"/>
-                <w:sz w:val="22"/>
-                <w:lang w:val="en-US" w:eastAsia="en-US"/>
-              </w:rPr>
-              <w:t>and Sale of Assets?</w:t>
+              <w:t>Disposition and Sale of Assets?</w:t>
             </w:r>
           </w:p>
         </w:tc>
@@ -3635,14 +3091,7 @@
                 <w:rFonts w:asciiTheme="minorHAnsi" w:hAnsiTheme="minorHAnsi" w:cstheme="minorHAnsi"/>
                 <w:sz w:val="22"/>
               </w:rPr>
-              <w:t xml:space="preserve">Not for the meantime as </w:t>
-            </w:r>
-            <w:r>
-              <w:rPr>
-                <w:rFonts w:asciiTheme="minorHAnsi" w:hAnsiTheme="minorHAnsi" w:cstheme="minorHAnsi"/>
-                <w:sz w:val="22"/>
-              </w:rPr>
-              <w:t xml:space="preserve">all the of the assets are for the Landlord assets </w:t>
+              <w:t xml:space="preserve">Not for the meantime as all the of the assets are for the Landlord assets </w:t>
             </w:r>
           </w:p>
           <w:p>
@@ -3663,14 +3112,7 @@
                 <w:rFonts w:asciiTheme="minorHAnsi" w:hAnsiTheme="minorHAnsi" w:cstheme="minorHAnsi"/>
                 <w:sz w:val="22"/>
               </w:rPr>
-              <w:t xml:space="preserve">For </w:t>
-            </w:r>
-            <w:r>
-              <w:rPr>
-                <w:rFonts w:asciiTheme="minorHAnsi" w:hAnsiTheme="minorHAnsi" w:cstheme="minorHAnsi"/>
-                <w:sz w:val="22"/>
-              </w:rPr>
-              <w:t>estate property, this might apply in the future</w:t>
+              <w:t>For estate property, this might apply in the future</w:t>
             </w:r>
           </w:p>
         </w:tc>
@@ -3721,27 +3163,7 @@
                 <w:sz w:val="22"/>
                 <w:lang w:val="en-US" w:eastAsia="en-US"/>
               </w:rPr>
-              <w:t xml:space="preserve">What are the different transactions which are processed during life of assets? Please explain in </w:t>
-            </w:r>
-            <w:proofErr w:type="gramStart"/>
-            <w:r>
-              <w:rPr>
-                <w:rFonts w:asciiTheme="minorHAnsi" w:hAnsiTheme="minorHAnsi" w:cstheme="minorHAnsi"/>
-                <w:color w:val="000000"/>
-                <w:sz w:val="22"/>
-                <w:lang w:val="en-US" w:eastAsia="en-US"/>
-              </w:rPr>
-              <w:t>details</w:t>
-            </w:r>
-            <w:proofErr w:type="gramEnd"/>
-            <w:r>
-              <w:rPr>
-                <w:rFonts w:asciiTheme="minorHAnsi" w:hAnsiTheme="minorHAnsi" w:cstheme="minorHAnsi"/>
-                <w:color w:val="000000"/>
-                <w:sz w:val="22"/>
-                <w:lang w:val="en-US" w:eastAsia="en-US"/>
-              </w:rPr>
-              <w:t>.</w:t>
+              <w:t>What are the different transactions which are processed during life of assets? Please explain in details.</w:t>
             </w:r>
           </w:p>
         </w:tc>
@@ -3869,7 +3291,6 @@
                 <w:sz w:val="22"/>
               </w:rPr>
             </w:pPr>
-            <w:proofErr w:type="gramStart"/>
             <w:r>
               <w:rPr>
                 <w:rFonts w:asciiTheme="minorHAnsi" w:hAnsiTheme="minorHAnsi" w:cstheme="minorHAnsi"/>
@@ -3877,7 +3298,6 @@
               </w:rPr>
               <w:t>Sale</w:t>
             </w:r>
-            <w:proofErr w:type="gramEnd"/>
           </w:p>
           <w:p>
             <w:pPr>
@@ -4465,15 +3885,7 @@
                 <w:sz w:val="22"/>
                 <w:szCs w:val="22"/>
               </w:rPr>
-              <w:t xml:space="preserve">     </w:t>
-            </w:r>
-            <w:r>
-              <w:rPr>
-                <w:rFonts w:asciiTheme="minorHAnsi" w:hAnsiTheme="minorHAnsi" w:cstheme="minorBidi"/>
-                <w:sz w:val="22"/>
-                <w:szCs w:val="22"/>
-              </w:rPr>
-              <w:t>Asset barcode to be added to each asset for tracking.</w:t>
+              <w:t xml:space="preserve">     Asset barcode to be added to each asset for tracking.</w:t>
             </w:r>
           </w:p>
           <w:p>
@@ -4524,31 +3936,14 @@
           <w:color w:val="1F497D" w:themeColor="text2"/>
           <w:u w:val="single"/>
         </w:rPr>
-        <w:t xml:space="preserve">Additional Open </w:t>
-      </w:r>
-      <w:proofErr w:type="gramStart"/>
-      <w:r>
-        <w:rPr>
-          <w:rFonts w:asciiTheme="minorHAnsi" w:hAnsiTheme="minorHAnsi" w:cstheme="minorBidi"/>
-          <w:color w:val="1F497D" w:themeColor="text2"/>
-          <w:u w:val="single"/>
-        </w:rPr>
-        <w:t>Items</w:t>
+        <w:t>Additional Open Items</w:t>
       </w:r>
       <w:r>
         <w:rPr>
           <w:rFonts w:asciiTheme="minorHAnsi" w:hAnsiTheme="minorHAnsi" w:cstheme="minorBidi"/>
           <w:color w:val="1F497D" w:themeColor="text2"/>
         </w:rPr>
-        <w:t xml:space="preserve"> :</w:t>
-      </w:r>
-      <w:proofErr w:type="gramEnd"/>
-      <w:r>
-        <w:rPr>
-          <w:rFonts w:asciiTheme="minorHAnsi" w:hAnsiTheme="minorHAnsi" w:cstheme="minorBidi"/>
-          <w:color w:val="1F497D" w:themeColor="text2"/>
-        </w:rPr>
-        <w:t>-</w:t>
+        <w:t xml:space="preserve"> :-</w:t>
       </w:r>
       <w:bookmarkEnd w:id="17"/>
       <w:bookmarkEnd w:id="18"/>
@@ -4587,23 +3982,13 @@
               </w:rPr>
             </w:pPr>
             <w:bookmarkStart w:id="20" w:name="_Toc39160041"/>
-            <w:proofErr w:type="spellStart"/>
             <w:r>
               <w:rPr>
                 <w:rFonts w:asciiTheme="minorHAnsi" w:hAnsiTheme="minorHAnsi" w:cstheme="minorHAnsi"/>
                 <w:b/>
                 <w:bCs/>
               </w:rPr>
-              <w:t>Sr.No</w:t>
-            </w:r>
-            <w:proofErr w:type="spellEnd"/>
-            <w:r>
-              <w:rPr>
-                <w:rFonts w:asciiTheme="minorHAnsi" w:hAnsiTheme="minorHAnsi" w:cstheme="minorHAnsi"/>
-                <w:b/>
-                <w:bCs/>
-              </w:rPr>
-              <w:t>.</w:t>
+              <w:t>Sr.No.</w:t>
             </w:r>
             <w:bookmarkEnd w:id="20"/>
           </w:p>
